--- a/dokumentasi_halaman_ipos5/12_Analitik_dan_Laporan.docx
+++ b/dokumentasi_halaman_ipos5/12_Analitik_dan_Laporan.docx
@@ -3,89 +3,91 @@
 <w:document xmlns:wpc="http://schemas.microsoft.com/office/word/2010/wordprocessingCanvas" xmlns:mo="http://schemas.microsoft.com/office/mac/office/2008/main" xmlns:mc="http://schemas.openxmlformats.org/markup-compatibility/2006" xmlns:mv="urn:schemas-microsoft-com:mac:vml" xmlns:o="urn:schemas-microsoft-com:office:office" xmlns:r="http://schemas.openxmlformats.org/officeDocument/2006/relationships" xmlns:m="http://schemas.openxmlformats.org/officeDocument/2006/math" xmlns:v="urn:schemas-microsoft-com:vml" xmlns:wp14="http://schemas.microsoft.com/office/word/2010/wordprocessingDrawing" xmlns:wp="http://schemas.openxmlformats.org/drawingml/2006/wordprocessingDrawing" xmlns:w10="urn:schemas-microsoft-com:office:word" xmlns:w="http://schemas.openxmlformats.org/wordprocessingml/2006/main" xmlns:w14="http://schemas.microsoft.com/office/word/2010/wordml" xmlns:wpg="http://schemas.microsoft.com/office/word/2010/wordprocessingGroup" xmlns:wpi="http://schemas.microsoft.com/office/word/2010/wordprocessingInk" xmlns:wne="http://schemas.microsoft.com/office/word/2006/wordml" xmlns:wps="http://schemas.microsoft.com/office/word/2010/wordprocessingShape" mc:Ignorable="w14 wp14">
   <w:body>
     <w:p>
-      <w:pPr>
-        <w:spacing w:after="80"/>
-      </w:pPr>
       <w:r>
         <w:rPr>
           <w:rFonts w:ascii="Arial" w:hAnsi="Arial"/>
           <w:b/>
-          <w:color w:val="0D1B38"/>
-          <w:sz w:val="36"/>
+          <w:color w:val="003366"/>
+          <w:sz w:val="30"/>
         </w:rPr>
-        <w:t>DOKUMENTASI TEKNIS HALAMAN</w:t>
-        <w:br/>
-        <w:t>HALAMAN 12 — ANALITIK &amp; LAPORAN OPERASIONAL</w:t>
+        <w:t>DOKUMENTASI TEKNIS &amp; OPERASIONAL HALAMAN</w:t>
+      </w:r>
+    </w:p>
+    <w:p>
+      <w:r>
+        <w:rPr>
+          <w:b/>
+          <w:color w:val="CC3300"/>
+          <w:sz w:val="23"/>
+        </w:rPr>
+        <w:t>HALAMAN 12 — ANALITIK SLA &amp; PUSAT LAPORAN OPERASIONAL</w:t>
       </w:r>
     </w:p>
     <w:p>
       <w:pPr>
-        <w:spacing w:after="280"/>
+        <w:pStyle w:val="Heading2"/>
       </w:pPr>
       <w:r>
         <w:rPr>
-          <w:rFonts w:ascii="Arial" w:hAnsi="Arial"/>
           <w:b/>
-          <w:color w:val="E8431F"/>
-          <w:sz w:val="20"/>
+          <w:color w:val="003366"/>
+          <w:sz w:val="21"/>
         </w:rPr>
-        <w:t>IPOS5 Routing &amp; Schedule Management System — PT Pos Indonesia (Persero)</w:t>
+        <w:t>📌 METADATA &amp; INTEGRASI SISTEM</w:t>
       </w:r>
     </w:p>
     <w:tbl>
       <w:tblPr>
         <w:tblW w:type="auto" w:w="0"/>
         <w:jc w:val="center"/>
-        <w:tblLayout w:type="fixed"/>
         <w:tblLook w:firstColumn="1" w:firstRow="1" w:lastColumn="0" w:lastRow="0" w:noHBand="0" w:noVBand="1" w:val="04A0"/>
       </w:tblPr>
       <w:tblGrid>
-        <w:gridCol w:w="4824"/>
-        <w:gridCol w:w="4824"/>
+        <w:gridCol w:w="4968"/>
+        <w:gridCol w:w="4968"/>
       </w:tblGrid>
       <w:tr>
         <w:tc>
           <w:tcPr>
             <w:tcW w:type="dxa" w:w="3168"/>
-            <w:shd w:fill="0D1B38"/>
+            <w:shd w:fill="003366"/>
             <w:tcMar>
-              <w:top w:w="120" w:type="dxa"/>
-              <w:bottom w:w="120" w:type="dxa"/>
-              <w:left w:w="150" w:type="dxa"/>
-              <w:right w:w="150" w:type="dxa"/>
+              <w:top w:w="60" w:type="dxa"/>
+              <w:bottom w:w="60" w:type="dxa"/>
+              <w:left w:w="80" w:type="dxa"/>
+              <w:right w:w="80" w:type="dxa"/>
             </w:tcMar>
           </w:tcPr>
           <w:p>
             <w:r>
               <w:rPr>
-                <w:rFonts w:ascii="Arial" w:hAnsi="Arial"/>
                 <w:b/>
                 <w:color w:val="FFFFFF"/>
-                <w:sz w:val="19"/>
+                <w:sz w:val="18"/>
               </w:rPr>
-              <w:t>Nama Modul</w:t>
+              <w:t>Parameter</w:t>
             </w:r>
           </w:p>
         </w:tc>
         <w:tc>
           <w:tcPr>
-            <w:tcW w:type="dxa" w:w="6480"/>
-            <w:shd w:fill="F8FAFC"/>
+            <w:tcW w:type="dxa" w:w="6624"/>
+            <w:shd w:fill="003366"/>
             <w:tcMar>
-              <w:top w:w="120" w:type="dxa"/>
-              <w:bottom w:w="120" w:type="dxa"/>
-              <w:left w:w="150" w:type="dxa"/>
-              <w:right w:w="150" w:type="dxa"/>
+              <w:top w:w="60" w:type="dxa"/>
+              <w:bottom w:w="60" w:type="dxa"/>
+              <w:left w:w="80" w:type="dxa"/>
+              <w:right w:w="80" w:type="dxa"/>
             </w:tcMar>
           </w:tcPr>
           <w:p>
             <w:r>
               <w:rPr>
-                <w:rFonts w:ascii="Arial" w:hAnsi="Arial"/>
-                <w:color w:val="0F172A"/>
-                <w:sz w:val="19"/>
+                <w:b/>
+                <w:color w:val="FFFFFF"/>
+                <w:sz w:val="18"/>
               </w:rPr>
-              <w:t>Analitik &amp; Laporan Operasional (/analytics)</w:t>
+              <w:t>Nilai / Spesifikasi Sistem</w:t>
             </w:r>
           </w:p>
         </w:tc>
@@ -94,45 +96,41 @@
         <w:tc>
           <w:tcPr>
             <w:tcW w:type="dxa" w:w="3168"/>
-            <w:shd w:fill="0D1B38"/>
+            <w:shd w:fill="FFFFFF"/>
             <w:tcMar>
-              <w:top w:w="120" w:type="dxa"/>
-              <w:bottom w:w="120" w:type="dxa"/>
-              <w:left w:w="150" w:type="dxa"/>
-              <w:right w:w="150" w:type="dxa"/>
+              <w:top w:w="60" w:type="dxa"/>
+              <w:bottom w:w="60" w:type="dxa"/>
+              <w:left w:w="80" w:type="dxa"/>
+              <w:right w:w="80" w:type="dxa"/>
             </w:tcMar>
           </w:tcPr>
           <w:p>
             <w:r>
               <w:rPr>
-                <w:rFonts w:ascii="Arial" w:hAnsi="Arial"/>
                 <w:b/>
-                <w:color w:val="FFFFFF"/>
-                <w:sz w:val="19"/>
+                <w:sz w:val="17"/>
               </w:rPr>
-              <w:t>Kategori Menu</w:t>
+              <w:t>Nama Modul</w:t>
             </w:r>
           </w:p>
         </w:tc>
         <w:tc>
           <w:tcPr>
-            <w:tcW w:type="dxa" w:w="6480"/>
-            <w:shd w:fill="F8FAFC"/>
+            <w:tcW w:type="dxa" w:w="6624"/>
+            <w:shd w:fill="FFFFFF"/>
             <w:tcMar>
-              <w:top w:w="120" w:type="dxa"/>
-              <w:bottom w:w="120" w:type="dxa"/>
-              <w:left w:w="150" w:type="dxa"/>
-              <w:right w:w="150" w:type="dxa"/>
+              <w:top w:w="60" w:type="dxa"/>
+              <w:bottom w:w="60" w:type="dxa"/>
+              <w:left w:w="80" w:type="dxa"/>
+              <w:right w:w="80" w:type="dxa"/>
             </w:tcMar>
           </w:tcPr>
           <w:p>
             <w:r>
               <w:rPr>
-                <w:rFonts w:ascii="Arial" w:hAnsi="Arial"/>
-                <w:color w:val="0F172A"/>
-                <w:sz w:val="19"/>
+                <w:sz w:val="17"/>
               </w:rPr>
-              <w:t>LOGISTICS / REPORTING</w:t>
+              <w:t>Analitik SLA &amp; Laporan Operasional (/analytics)</w:t>
             </w:r>
           </w:p>
         </w:tc>
@@ -141,21 +139,62 @@
         <w:tc>
           <w:tcPr>
             <w:tcW w:type="dxa" w:w="3168"/>
-            <w:shd w:fill="0D1B38"/>
+            <w:shd w:fill="F9FAFB"/>
             <w:tcMar>
-              <w:top w:w="120" w:type="dxa"/>
-              <w:bottom w:w="120" w:type="dxa"/>
-              <w:left w:w="150" w:type="dxa"/>
-              <w:right w:w="150" w:type="dxa"/>
+              <w:top w:w="60" w:type="dxa"/>
+              <w:bottom w:w="60" w:type="dxa"/>
+              <w:left w:w="80" w:type="dxa"/>
+              <w:right w:w="80" w:type="dxa"/>
             </w:tcMar>
           </w:tcPr>
           <w:p>
             <w:r>
               <w:rPr>
-                <w:rFonts w:ascii="Arial" w:hAnsi="Arial"/>
                 <w:b/>
-                <w:color w:val="FFFFFF"/>
-                <w:sz w:val="19"/>
+                <w:sz w:val="17"/>
+              </w:rPr>
+              <w:t>Kategori Menu</w:t>
+            </w:r>
+          </w:p>
+        </w:tc>
+        <w:tc>
+          <w:tcPr>
+            <w:tcW w:type="dxa" w:w="6624"/>
+            <w:shd w:fill="F9FAFB"/>
+            <w:tcMar>
+              <w:top w:w="60" w:type="dxa"/>
+              <w:bottom w:w="60" w:type="dxa"/>
+              <w:left w:w="80" w:type="dxa"/>
+              <w:right w:w="80" w:type="dxa"/>
+            </w:tcMar>
+          </w:tcPr>
+          <w:p>
+            <w:r>
+              <w:rPr>
+                <w:sz w:val="17"/>
+              </w:rPr>
+              <w:t>LOGISTICS / REPORTING &amp; ANALYTICS</w:t>
+            </w:r>
+          </w:p>
+        </w:tc>
+      </w:tr>
+      <w:tr>
+        <w:tc>
+          <w:tcPr>
+            <w:tcW w:type="dxa" w:w="3168"/>
+            <w:shd w:fill="FFFFFF"/>
+            <w:tcMar>
+              <w:top w:w="60" w:type="dxa"/>
+              <w:bottom w:w="60" w:type="dxa"/>
+              <w:left w:w="80" w:type="dxa"/>
+              <w:right w:w="80" w:type="dxa"/>
+            </w:tcMar>
+          </w:tcPr>
+          <w:p>
+            <w:r>
+              <w:rPr>
+                <w:b/>
+                <w:sz w:val="17"/>
               </w:rPr>
               <w:t>Route URL</w:t>
             </w:r>
@@ -163,21 +202,19 @@
         </w:tc>
         <w:tc>
           <w:tcPr>
-            <w:tcW w:type="dxa" w:w="6480"/>
-            <w:shd w:fill="F8FAFC"/>
+            <w:tcW w:type="dxa" w:w="6624"/>
+            <w:shd w:fill="FFFFFF"/>
             <w:tcMar>
-              <w:top w:w="120" w:type="dxa"/>
-              <w:bottom w:w="120" w:type="dxa"/>
-              <w:left w:w="150" w:type="dxa"/>
-              <w:right w:w="150" w:type="dxa"/>
+              <w:top w:w="60" w:type="dxa"/>
+              <w:bottom w:w="60" w:type="dxa"/>
+              <w:left w:w="80" w:type="dxa"/>
+              <w:right w:w="80" w:type="dxa"/>
             </w:tcMar>
           </w:tcPr>
           <w:p>
             <w:r>
               <w:rPr>
-                <w:rFonts w:ascii="Arial" w:hAnsi="Arial"/>
-                <w:color w:val="0F172A"/>
-                <w:sz w:val="19"/>
+                <w:sz w:val="17"/>
               </w:rPr>
               <w:t>/analytics</w:t>
             </w:r>
@@ -188,21 +225,19 @@
         <w:tc>
           <w:tcPr>
             <w:tcW w:type="dxa" w:w="3168"/>
-            <w:shd w:fill="0D1B38"/>
+            <w:shd w:fill="F9FAFB"/>
             <w:tcMar>
-              <w:top w:w="120" w:type="dxa"/>
-              <w:bottom w:w="120" w:type="dxa"/>
-              <w:left w:w="150" w:type="dxa"/>
-              <w:right w:w="150" w:type="dxa"/>
+              <w:top w:w="60" w:type="dxa"/>
+              <w:bottom w:w="60" w:type="dxa"/>
+              <w:left w:w="80" w:type="dxa"/>
+              <w:right w:w="80" w:type="dxa"/>
             </w:tcMar>
           </w:tcPr>
           <w:p>
             <w:r>
               <w:rPr>
-                <w:rFonts w:ascii="Arial" w:hAnsi="Arial"/>
                 <w:b/>
-                <w:color w:val="FFFFFF"/>
-                <w:sz w:val="19"/>
+                <w:sz w:val="17"/>
               </w:rPr>
               <w:t>File Komponen React</w:t>
             </w:r>
@@ -210,21 +245,19 @@
         </w:tc>
         <w:tc>
           <w:tcPr>
-            <w:tcW w:type="dxa" w:w="6480"/>
-            <w:shd w:fill="F8FAFC"/>
+            <w:tcW w:type="dxa" w:w="6624"/>
+            <w:shd w:fill="F9FAFB"/>
             <w:tcMar>
-              <w:top w:w="120" w:type="dxa"/>
-              <w:bottom w:w="120" w:type="dxa"/>
-              <w:left w:w="150" w:type="dxa"/>
-              <w:right w:w="150" w:type="dxa"/>
+              <w:top w:w="60" w:type="dxa"/>
+              <w:bottom w:w="60" w:type="dxa"/>
+              <w:left w:w="80" w:type="dxa"/>
+              <w:right w:w="80" w:type="dxa"/>
             </w:tcMar>
           </w:tcPr>
           <w:p>
             <w:r>
               <w:rPr>
-                <w:rFonts w:ascii="Arial" w:hAnsi="Arial"/>
-                <w:color w:val="0F172A"/>
-                <w:sz w:val="19"/>
+                <w:sz w:val="17"/>
               </w:rPr>
               <w:t>src/pages/AnalyticsReport.jsx</w:t>
             </w:r>
@@ -235,45 +268,41 @@
         <w:tc>
           <w:tcPr>
             <w:tcW w:type="dxa" w:w="3168"/>
-            <w:shd w:fill="0D1B38"/>
+            <w:shd w:fill="FFFFFF"/>
             <w:tcMar>
-              <w:top w:w="120" w:type="dxa"/>
-              <w:bottom w:w="120" w:type="dxa"/>
-              <w:left w:w="150" w:type="dxa"/>
-              <w:right w:w="150" w:type="dxa"/>
+              <w:top w:w="60" w:type="dxa"/>
+              <w:bottom w:w="60" w:type="dxa"/>
+              <w:left w:w="80" w:type="dxa"/>
+              <w:right w:w="80" w:type="dxa"/>
             </w:tcMar>
           </w:tcPr>
           <w:p>
             <w:r>
               <w:rPr>
-                <w:rFonts w:ascii="Arial" w:hAnsi="Arial"/>
                 <w:b/>
-                <w:color w:val="FFFFFF"/>
-                <w:sz w:val="19"/>
+                <w:sz w:val="17"/>
               </w:rPr>
-              <w:t>Backend API Endpoint</w:t>
+              <w:t>Backend API Endpoints</w:t>
             </w:r>
           </w:p>
         </w:tc>
         <w:tc>
           <w:tcPr>
-            <w:tcW w:type="dxa" w:w="6480"/>
-            <w:shd w:fill="F8FAFC"/>
+            <w:tcW w:type="dxa" w:w="6624"/>
+            <w:shd w:fill="FFFFFF"/>
             <w:tcMar>
-              <w:top w:w="120" w:type="dxa"/>
-              <w:bottom w:w="120" w:type="dxa"/>
-              <w:left w:w="150" w:type="dxa"/>
-              <w:right w:w="150" w:type="dxa"/>
+              <w:top w:w="60" w:type="dxa"/>
+              <w:bottom w:w="60" w:type="dxa"/>
+              <w:left w:w="80" w:type="dxa"/>
+              <w:right w:w="80" w:type="dxa"/>
             </w:tcMar>
           </w:tcPr>
           <w:p>
             <w:r>
               <w:rPr>
-                <w:rFonts w:ascii="Arial" w:hAnsi="Arial"/>
-                <w:color w:val="0F172A"/>
-                <w:sz w:val="19"/>
+                <w:sz w:val="17"/>
               </w:rPr>
-              <w:t>GET /api/analytics/performance, GET /api/analytics/export-pdf</w:t>
+              <w:t>GET /api/analytics/sla-performance, GET /api/analytics/throughput, GET /api/analytics/export-csv</w:t>
             </w:r>
           </w:p>
         </w:tc>
@@ -282,21 +311,19 @@
         <w:tc>
           <w:tcPr>
             <w:tcW w:type="dxa" w:w="3168"/>
-            <w:shd w:fill="0D1B38"/>
+            <w:shd w:fill="F9FAFB"/>
             <w:tcMar>
-              <w:top w:w="120" w:type="dxa"/>
-              <w:bottom w:w="120" w:type="dxa"/>
-              <w:left w:w="150" w:type="dxa"/>
-              <w:right w:w="150" w:type="dxa"/>
+              <w:top w:w="60" w:type="dxa"/>
+              <w:bottom w:w="60" w:type="dxa"/>
+              <w:left w:w="80" w:type="dxa"/>
+              <w:right w:w="80" w:type="dxa"/>
             </w:tcMar>
           </w:tcPr>
           <w:p>
             <w:r>
               <w:rPr>
-                <w:rFonts w:ascii="Arial" w:hAnsi="Arial"/>
                 <w:b/>
-                <w:color w:val="FFFFFF"/>
-                <w:sz w:val="19"/>
+                <w:sz w:val="17"/>
               </w:rPr>
               <w:t>Koleksi MongoDB</w:t>
             </w:r>
@@ -304,23 +331,21 @@
         </w:tc>
         <w:tc>
           <w:tcPr>
-            <w:tcW w:type="dxa" w:w="6480"/>
-            <w:shd w:fill="F8FAFC"/>
+            <w:tcW w:type="dxa" w:w="6624"/>
+            <w:shd w:fill="F9FAFB"/>
             <w:tcMar>
-              <w:top w:w="120" w:type="dxa"/>
-              <w:bottom w:w="120" w:type="dxa"/>
-              <w:left w:w="150" w:type="dxa"/>
-              <w:right w:w="150" w:type="dxa"/>
+              <w:top w:w="60" w:type="dxa"/>
+              <w:bottom w:w="60" w:type="dxa"/>
+              <w:left w:w="80" w:type="dxa"/>
+              <w:right w:w="80" w:type="dxa"/>
             </w:tcMar>
           </w:tcPr>
           <w:p>
             <w:r>
               <w:rPr>
-                <w:rFonts w:ascii="Arial" w:hAnsi="Arial"/>
-                <w:color w:val="0F172A"/>
-                <w:sz w:val="19"/>
+                <w:sz w:val="17"/>
               </w:rPr>
-              <w:t>transaksi, route_journeys, master_kendaraan</w:t>
+              <w:t>transaksi, route_journeys, master_kendaraan, master_kantor</w:t>
             </w:r>
           </w:p>
         </w:tc>
@@ -329,21 +354,19 @@
         <w:tc>
           <w:tcPr>
             <w:tcW w:type="dxa" w:w="3168"/>
-            <w:shd w:fill="0D1B38"/>
+            <w:shd w:fill="FFFFFF"/>
             <w:tcMar>
-              <w:top w:w="120" w:type="dxa"/>
-              <w:bottom w:w="120" w:type="dxa"/>
-              <w:left w:w="150" w:type="dxa"/>
-              <w:right w:w="150" w:type="dxa"/>
+              <w:top w:w="60" w:type="dxa"/>
+              <w:bottom w:w="60" w:type="dxa"/>
+              <w:left w:w="80" w:type="dxa"/>
+              <w:right w:w="80" w:type="dxa"/>
             </w:tcMar>
           </w:tcPr>
           <w:p>
             <w:r>
               <w:rPr>
-                <w:rFonts w:ascii="Arial" w:hAnsi="Arial"/>
                 <w:b/>
-                <w:color w:val="FFFFFF"/>
-                <w:sz w:val="19"/>
+                <w:sz w:val="17"/>
               </w:rPr>
               <w:t>Hak Akses Role</w:t>
             </w:r>
@@ -351,175 +374,1319 @@
         </w:tc>
         <w:tc>
           <w:tcPr>
-            <w:tcW w:type="dxa" w:w="6480"/>
-            <w:shd w:fill="F8FAFC"/>
+            <w:tcW w:type="dxa" w:w="6624"/>
+            <w:shd w:fill="FFFFFF"/>
             <w:tcMar>
-              <w:top w:w="120" w:type="dxa"/>
-              <w:bottom w:w="120" w:type="dxa"/>
-              <w:left w:w="150" w:type="dxa"/>
-              <w:right w:w="150" w:type="dxa"/>
+              <w:top w:w="60" w:type="dxa"/>
+              <w:bottom w:w="60" w:type="dxa"/>
+              <w:left w:w="80" w:type="dxa"/>
+              <w:right w:w="80" w:type="dxa"/>
             </w:tcMar>
           </w:tcPr>
           <w:p>
             <w:r>
               <w:rPr>
-                <w:rFonts w:ascii="Arial" w:hAnsi="Arial"/>
-                <w:color w:val="0F172A"/>
-                <w:sz w:val="19"/>
+                <w:sz w:val="17"/>
               </w:rPr>
-              <w:t>Operator &amp; Super Admin</w:t>
+              <w:t>Operator, Manager Operasional, &amp; Super Admin</w:t>
             </w:r>
           </w:p>
         </w:tc>
       </w:tr>
     </w:tbl>
+    <w:p/>
     <w:p>
       <w:pPr>
-        <w:spacing w:after="200"/>
-      </w:pPr>
-    </w:p>
-    <w:p>
-      <w:pPr>
-        <w:spacing w:before="280" w:after="120"/>
+        <w:pStyle w:val="Heading2"/>
       </w:pPr>
       <w:r>
         <w:rPr>
-          <w:rFonts w:ascii="Arial" w:hAnsi="Arial"/>
           <w:b/>
-          <w:color w:val="0284C7"/>
-          <w:sz w:val="26"/>
+          <w:color w:val="003366"/>
+          <w:sz w:val="23"/>
         </w:rPr>
         <w:t>1. Deskripsi &amp; Tujuan Utama Modul</w:t>
       </w:r>
     </w:p>
     <w:p>
-      <w:pPr>
-        <w:spacing w:after="80" w:line="276" w:lineRule="auto"/>
-      </w:pPr>
       <w:r>
         <w:rPr>
-          <w:rFonts w:ascii="Arial" w:hAnsi="Arial"/>
-          <w:color w:val="334155"/>
           <w:sz w:val="19"/>
         </w:rPr>
-        <w:t>Modul Analitik &amp; Laporan menyajikan analisis komprehensif mengenai tingkat keberhasilan pengiriman (Delivery Success Rate), efisiensi muatan armada (% Utilisasi Tonase), tren volume harian/bulanan, serta fitur pencetakan laporan resmi.</w:t>
+        <w:t>Modul Analitik &amp; Laporan menyajikan analisis mendalam mengenai tingkat kepatuhan Service Level Agreement (SLA On-Time), throughput tonase muatan kargo, breakdown performa ketepatan waktu per produk pos (Q9 Sameday, PE Nextday, PKH Reguler, EC3 Shopee), grafik tren SLA regional dengan skala sumbu Y jujur (0%–100%), serta pusat ekspor laporan resmi dalam format CSV/Spreadsheet dan cetak fisik.</w:t>
       </w:r>
     </w:p>
     <w:p>
       <w:pPr>
-        <w:spacing w:before="280" w:after="120"/>
+        <w:pStyle w:val="Heading2"/>
       </w:pPr>
       <w:r>
         <w:rPr>
-          <w:rFonts w:ascii="Arial" w:hAnsi="Arial"/>
           <w:b/>
-          <w:color w:val="0284C7"/>
-          <w:sz w:val="26"/>
+          <w:color w:val="003366"/>
+          <w:sz w:val="23"/>
         </w:rPr>
-        <w:t>2. Fitur-Fitur Utama &amp; Komponen UI</w:t>
+        <w:t>2. Tata Letak Halaman (UI Layout &amp; Wireframe)</w:t>
+      </w:r>
+    </w:p>
+    <w:p>
+      <w:r>
+        <w:rPr>
+          <w:sz w:val="19"/>
+        </w:rPr>
+        <w:t>Struktur tata letak visual halaman Analitik SLA &amp; Pusat Laporan disusun dalam 5 tingkatan blok data:</w:t>
+      </w:r>
+    </w:p>
+    <w:p>
+      <w:r>
+        <w:rPr>
+          <w:b/>
+          <w:color w:val="004488"/>
+          <w:sz w:val="19"/>
+        </w:rPr>
+        <w:t>📐 Diagram Visual Tata Letak Halaman (Wireframe UI Layout):</w:t>
       </w:r>
     </w:p>
     <w:p>
       <w:pPr>
-        <w:spacing w:after="80" w:line="276" w:lineRule="auto" w:before="160"/>
+        <w:spacing w:before="40" w:after="80"/>
+        <w:ind w:left="144"/>
       </w:pPr>
       <w:r>
         <w:rPr>
-          <w:rFonts w:ascii="Arial" w:hAnsi="Arial"/>
+          <w:rFonts w:ascii="Consolas" w:hAnsi="Consolas"/>
+          <w:sz w:val="16"/>
+        </w:rPr>
+        <w:t>+---------------------------------------------------------------------------------------------------------+</w:t>
+        <w:br/>
+        <w:t>| [A] HEADER BANNER: Judul ("Analitik SLA &amp; Pusat Laporan") | [● Live DB] | [🔄 Refresh] | [🖨️ Cetak]     |</w:t>
+        <w:br/>
+        <w:t>+---------------------------------------------------------------------------------------------------------+</w:t>
+        <w:br/>
+        <w:t>| [B1] Tingkat SLA On-Time | [B2] Total Paket Terolah | [B3] Rata-rata Lead Time  | [B4] Throughput Muatan|</w:t>
+        <w:br/>
+        <w:t>|      98.5% On-Time       |      922 Transaksi       |      4.2 Jam              |      43.5 Ton         |</w:t>
+        <w:br/>
+        <w:t>|      (Emerald Card)      |      (Cyan Card)         |      (Amber Card)         |      (Purple Card)    |</w:t>
+        <w:br/>
+        <w:t>+--------------------------+--------------------------+---------------------------+-----------------------+</w:t>
+        <w:br/>
+        <w:t>| [C] LINE OUTGOING PROSEN SLA REGIONAL (Full-Width Dark Spatial Card)                                    |</w:t>
+        <w:br/>
+        <w:t>| - Header: Judul Grafik, Badge Skala Proporsional, Badge Skala Y 0% - 100% (Standar Resmi Laporan)       |</w:t>
+        <w:br/>
+        <w:t>| - Legend: [● REG 1] [● REG 2] [● REG 3] [● REG 4]                                                       |</w:t>
+        <w:br/>
+        <w:t>| - Dynamic SVG Canvas: Y-Ticks (0%, 20%, 40%, 60%, 80%, 100%), Target SLA 90% Garis Merah Putus-Putus    |</w:t>
+        <w:br/>
+        <w:t>| - Multi-Line Curves REG 1 to 4 with Hover Tooltip Box (Region, Tanggal, Persentase SLA)                 |</w:t>
+        <w:br/>
+        <w:t>| - Footer: Date Range Slider Filter (2026-07-21 s/d 2026-08-12)                                          |</w:t>
+        <w:br/>
+        <w:t>+---------------------------------------------------------------------------------------------------------+</w:t>
+        <w:br/>
+        <w:t>| [D1] PERFORMA SLA PER JENIS LAYANAN           | [D2] THROUGHPUT STATUS KIRIMAN (Volume &amp; Berat)         |</w:t>
+        <w:br/>
+        <w:t>| - Q9 (Pos Sameday): 100.0% On-Time            | - DITERIMA_DI_CIMAHI: 350 Paket (12.400 kg)             |</w:t>
+        <w:br/>
+        <w:t>| - PE (Pos Nextday):  98.2% On-Time            | - IN_MANIFEST:        210 Paket (8.950 kg)              |</w:t>
+        <w:br/>
+        <w:t>| - PKH (Pos Reguler): 96.5% On-Time            | - TRANSIT_SPP_BANDUNG:180 Paket (10.120 kg)             |</w:t>
+        <w:br/>
+        <w:t>| - EC3 (Pos Shopee):  94.8% On-Time            | - TIBA_DI_SPP_TUJUAN:  45 Paket (3.200 kg)              |</w:t>
+        <w:br/>
+        <w:t>| (Progress bar indikator &amp; target jam SLA)     | - DELIVERED:          137 Paket (8.848 kg)              |</w:t>
+        <w:br/>
+        <w:t>+-----------------------------------------------+---------------------------------------------------------+</w:t>
+        <w:br/>
+        <w:t>| [E] PUSAT EKSPOR LAPORAN OPERASIONAL (Export Hub Section)                                               |</w:t>
+        <w:br/>
+        <w:t>| - Filter Dropdown: Status Paket | Filter Jenis Layanan | Filter Nopend Tujuan                           |</w:t>
+        <w:br/>
+        <w:t>| - Action Buttons: [Reset Filter]  |  [📥 Unduh Laporan CSV / Spreadsheet]                               |</w:t>
+        <w:br/>
+        <w:t>+---------------------------------------------------------------------------------------------------------+</w:t>
+      </w:r>
+    </w:p>
+    <w:p>
+      <w:r>
+        <w:rPr>
           <w:b/>
-          <w:color w:val="0D1B38"/>
-          <w:sz w:val="21"/>
+          <w:color w:val="CC3300"/>
+          <w:sz w:val="20"/>
         </w:rPr>
-        <w:t>Executive Reports &amp; Analytics Charts</w:t>
+        <w:t>📋 Rincian &amp; Keterangan Setiap Kotak / Komponen Tata Letak:</w:t>
+      </w:r>
+    </w:p>
+    <w:tbl>
+      <w:tblPr>
+        <w:tblW w:type="auto" w:w="0"/>
+        <w:jc w:val="center"/>
+        <w:tblLook w:firstColumn="1" w:firstRow="1" w:lastColumn="0" w:lastRow="0" w:noHBand="0" w:noVBand="1" w:val="04A0"/>
+      </w:tblPr>
+      <w:tblGrid>
+        <w:gridCol w:w="1987"/>
+        <w:gridCol w:w="1987"/>
+        <w:gridCol w:w="1987"/>
+        <w:gridCol w:w="1987"/>
+        <w:gridCol w:w="1987"/>
+      </w:tblGrid>
+      <w:tr>
+        <w:tc>
+          <w:tcPr>
+            <w:tcW w:type="dxa" w:w="2016"/>
+            <w:shd w:fill="003366"/>
+            <w:tcMar>
+              <w:top w:w="60" w:type="dxa"/>
+              <w:bottom w:w="60" w:type="dxa"/>
+              <w:left w:w="80" w:type="dxa"/>
+              <w:right w:w="80" w:type="dxa"/>
+            </w:tcMar>
+          </w:tcPr>
+          <w:p>
+            <w:r>
+              <w:rPr>
+                <w:b/>
+                <w:color w:val="FFFFFF"/>
+                <w:sz w:val="16"/>
+              </w:rPr>
+              <w:t>Bagian / Kotak UI</w:t>
+            </w:r>
+          </w:p>
+        </w:tc>
+        <w:tc>
+          <w:tcPr>
+            <w:tcW w:type="dxa" w:w="1728"/>
+            <w:shd w:fill="003366"/>
+            <w:tcMar>
+              <w:top w:w="60" w:type="dxa"/>
+              <w:bottom w:w="60" w:type="dxa"/>
+              <w:left w:w="80" w:type="dxa"/>
+              <w:right w:w="80" w:type="dxa"/>
+            </w:tcMar>
+          </w:tcPr>
+          <w:p>
+            <w:r>
+              <w:rPr>
+                <w:b/>
+                <w:color w:val="FFFFFF"/>
+                <w:sz w:val="16"/>
+              </w:rPr>
+              <w:t>Tipe Visual &amp; Posisi</w:t>
+            </w:r>
+          </w:p>
+        </w:tc>
+        <w:tc>
+          <w:tcPr>
+            <w:tcW w:type="dxa" w:w="2304"/>
+            <w:shd w:fill="003366"/>
+            <w:tcMar>
+              <w:top w:w="60" w:type="dxa"/>
+              <w:bottom w:w="60" w:type="dxa"/>
+              <w:left w:w="80" w:type="dxa"/>
+              <w:right w:w="80" w:type="dxa"/>
+            </w:tcMar>
+          </w:tcPr>
+          <w:p>
+            <w:r>
+              <w:rPr>
+                <w:b/>
+                <w:color w:val="FFFFFF"/>
+                <w:sz w:val="16"/>
+              </w:rPr>
+              <w:t>Fungsi &amp; Kegunaan</w:t>
+            </w:r>
+          </w:p>
+        </w:tc>
+        <w:tc>
+          <w:tcPr>
+            <w:tcW w:type="dxa" w:w="2016"/>
+            <w:shd w:fill="003366"/>
+            <w:tcMar>
+              <w:top w:w="60" w:type="dxa"/>
+              <w:bottom w:w="60" w:type="dxa"/>
+              <w:left w:w="80" w:type="dxa"/>
+              <w:right w:w="80" w:type="dxa"/>
+            </w:tcMar>
+          </w:tcPr>
+          <w:p>
+            <w:r>
+              <w:rPr>
+                <w:b/>
+                <w:color w:val="FFFFFF"/>
+                <w:sz w:val="16"/>
+              </w:rPr>
+              <w:t>Sumber Data &amp; Kalkulasi</w:t>
+            </w:r>
+          </w:p>
+        </w:tc>
+        <w:tc>
+          <w:tcPr>
+            <w:tcW w:type="dxa" w:w="1728"/>
+            <w:shd w:fill="003366"/>
+            <w:tcMar>
+              <w:top w:w="60" w:type="dxa"/>
+              <w:bottom w:w="60" w:type="dxa"/>
+              <w:left w:w="80" w:type="dxa"/>
+              <w:right w:w="80" w:type="dxa"/>
+            </w:tcMar>
+          </w:tcPr>
+          <w:p>
+            <w:r>
+              <w:rPr>
+                <w:b/>
+                <w:color w:val="FFFFFF"/>
+                <w:sz w:val="16"/>
+              </w:rPr>
+              <w:t>Interaktivitas &amp; Aksi</w:t>
+            </w:r>
+          </w:p>
+        </w:tc>
+      </w:tr>
+      <w:tr>
+        <w:tc>
+          <w:tcPr>
+            <w:tcW w:type="dxa" w:w="2016"/>
+            <w:shd w:fill="FFFFFF"/>
+            <w:tcMar>
+              <w:top w:w="60" w:type="dxa"/>
+              <w:bottom w:w="60" w:type="dxa"/>
+              <w:left w:w="80" w:type="dxa"/>
+              <w:right w:w="80" w:type="dxa"/>
+            </w:tcMar>
+          </w:tcPr>
+          <w:p>
+            <w:r>
+              <w:rPr>
+                <w:b/>
+                <w:color w:val="003366"/>
+                <w:sz w:val="15"/>
+              </w:rPr>
+              <w:t>Kotak [A]: Header Banner &amp; Print Toolbar</w:t>
+            </w:r>
+          </w:p>
+        </w:tc>
+        <w:tc>
+          <w:tcPr>
+            <w:tcW w:type="dxa" w:w="1728"/>
+            <w:shd w:fill="FFFFFF"/>
+            <w:tcMar>
+              <w:top w:w="60" w:type="dxa"/>
+              <w:bottom w:w="60" w:type="dxa"/>
+              <w:left w:w="80" w:type="dxa"/>
+              <w:right w:w="80" w:type="dxa"/>
+            </w:tcMar>
+          </w:tcPr>
+          <w:p>
+            <w:r>
+              <w:rPr>
+                <w:sz w:val="15"/>
+              </w:rPr>
+              <w:t>Top Header Spatial Card</w:t>
+            </w:r>
+          </w:p>
+        </w:tc>
+        <w:tc>
+          <w:tcPr>
+            <w:tcW w:type="dxa" w:w="2304"/>
+            <w:shd w:fill="FFFFFF"/>
+            <w:tcMar>
+              <w:top w:w="60" w:type="dxa"/>
+              <w:bottom w:w="60" w:type="dxa"/>
+              <w:left w:w="80" w:type="dxa"/>
+              <w:right w:w="80" w:type="dxa"/>
+            </w:tcMar>
+          </w:tcPr>
+          <w:p>
+            <w:r>
+              <w:rPr>
+                <w:sz w:val="15"/>
+              </w:rPr>
+              <w:t>Menampilkan judul modul analitik, badge status live database (`transaksi`), tombol refresh data, dan tombol cetak fisik (Print Document).</w:t>
+            </w:r>
+          </w:p>
+        </w:tc>
+        <w:tc>
+          <w:tcPr>
+            <w:tcW w:type="dxa" w:w="2016"/>
+            <w:shd w:fill="FFFFFF"/>
+            <w:tcMar>
+              <w:top w:w="60" w:type="dxa"/>
+              <w:bottom w:w="60" w:type="dxa"/>
+              <w:left w:w="80" w:type="dxa"/>
+              <w:right w:w="80" w:type="dxa"/>
+            </w:tcMar>
+          </w:tcPr>
+          <w:p>
+            <w:r>
+              <w:rPr>
+                <w:sz w:val="15"/>
+              </w:rPr>
+              <w:t>Metadata `slaData.dataSource`</w:t>
+            </w:r>
+          </w:p>
+        </w:tc>
+        <w:tc>
+          <w:tcPr>
+            <w:tcW w:type="dxa" w:w="1728"/>
+            <w:shd w:fill="FFFFFF"/>
+            <w:tcMar>
+              <w:top w:w="60" w:type="dxa"/>
+              <w:bottom w:w="60" w:type="dxa"/>
+              <w:left w:w="80" w:type="dxa"/>
+              <w:right w:w="80" w:type="dxa"/>
+            </w:tcMar>
+          </w:tcPr>
+          <w:p>
+            <w:r>
+              <w:rPr>
+                <w:sz w:val="15"/>
+              </w:rPr>
+              <w:t>Tombol '🔄 Refresh Data' memuat ulang agregasi, tombol '🖨️ Cetak Laporan' memicu dialog print browser window.</w:t>
+            </w:r>
+          </w:p>
+        </w:tc>
+      </w:tr>
+      <w:tr>
+        <w:tc>
+          <w:tcPr>
+            <w:tcW w:type="dxa" w:w="2016"/>
+            <w:shd w:fill="F9FAFB"/>
+            <w:tcMar>
+              <w:top w:w="60" w:type="dxa"/>
+              <w:bottom w:w="60" w:type="dxa"/>
+              <w:left w:w="80" w:type="dxa"/>
+              <w:right w:w="80" w:type="dxa"/>
+            </w:tcMar>
+          </w:tcPr>
+          <w:p>
+            <w:r>
+              <w:rPr>
+                <w:b/>
+                <w:color w:val="003366"/>
+                <w:sz w:val="15"/>
+              </w:rPr>
+              <w:t>Kotak [B1]: Tingkat SLA On-Time Card</w:t>
+            </w:r>
+          </w:p>
+        </w:tc>
+        <w:tc>
+          <w:tcPr>
+            <w:tcW w:type="dxa" w:w="1728"/>
+            <w:shd w:fill="F9FAFB"/>
+            <w:tcMar>
+              <w:top w:w="60" w:type="dxa"/>
+              <w:bottom w:w="60" w:type="dxa"/>
+              <w:left w:w="80" w:type="dxa"/>
+              <w:right w:w="80" w:type="dxa"/>
+            </w:tcMar>
+          </w:tcPr>
+          <w:p>
+            <w:r>
+              <w:rPr>
+                <w:sz w:val="15"/>
+              </w:rPr>
+              <w:t>KPI Card Pastel Emerald (Row 1 Kolom 1)</w:t>
+            </w:r>
+          </w:p>
+        </w:tc>
+        <w:tc>
+          <w:tcPr>
+            <w:tcW w:type="dxa" w:w="2304"/>
+            <w:shd w:fill="F9FAFB"/>
+            <w:tcMar>
+              <w:top w:w="60" w:type="dxa"/>
+              <w:bottom w:w="60" w:type="dxa"/>
+              <w:left w:w="80" w:type="dxa"/>
+              <w:right w:w="80" w:type="dxa"/>
+            </w:tcMar>
+          </w:tcPr>
+          <w:p>
+            <w:r>
+              <w:rPr>
+                <w:sz w:val="15"/>
+              </w:rPr>
+              <w:t>Menampilkan persentase kepatuhan pengiriman tepat waktu terhadap target jam SLA (98.5% On-Time) beserta jumlah paket on-time.</w:t>
+            </w:r>
+          </w:p>
+        </w:tc>
+        <w:tc>
+          <w:tcPr>
+            <w:tcW w:type="dxa" w:w="2016"/>
+            <w:shd w:fill="F9FAFB"/>
+            <w:tcMar>
+              <w:top w:w="60" w:type="dxa"/>
+              <w:bottom w:w="60" w:type="dxa"/>
+              <w:left w:w="80" w:type="dxa"/>
+              <w:right w:w="80" w:type="dxa"/>
+            </w:tcMar>
+          </w:tcPr>
+          <w:p>
+            <w:r>
+              <w:rPr>
+                <w:sz w:val="15"/>
+              </w:rPr>
+              <w:t>Field `metrics.slaComplianceRate` &amp; `metrics.onTimeCount`</w:t>
+            </w:r>
+          </w:p>
+        </w:tc>
+        <w:tc>
+          <w:tcPr>
+            <w:tcW w:type="dxa" w:w="1728"/>
+            <w:shd w:fill="F9FAFB"/>
+            <w:tcMar>
+              <w:top w:w="60" w:type="dxa"/>
+              <w:bottom w:w="60" w:type="dxa"/>
+              <w:left w:w="80" w:type="dxa"/>
+              <w:right w:w="80" w:type="dxa"/>
+            </w:tcMar>
+          </w:tcPr>
+          <w:p>
+            <w:r>
+              <w:rPr>
+                <w:sz w:val="15"/>
+              </w:rPr>
+              <w:t>Indikator efisiensi mutu pelayanan pengiriman.</w:t>
+            </w:r>
+          </w:p>
+        </w:tc>
+      </w:tr>
+      <w:tr>
+        <w:tc>
+          <w:tcPr>
+            <w:tcW w:type="dxa" w:w="2016"/>
+            <w:shd w:fill="FFFFFF"/>
+            <w:tcMar>
+              <w:top w:w="60" w:type="dxa"/>
+              <w:bottom w:w="60" w:type="dxa"/>
+              <w:left w:w="80" w:type="dxa"/>
+              <w:right w:w="80" w:type="dxa"/>
+            </w:tcMar>
+          </w:tcPr>
+          <w:p>
+            <w:r>
+              <w:rPr>
+                <w:b/>
+                <w:color w:val="003366"/>
+                <w:sz w:val="15"/>
+              </w:rPr>
+              <w:t>Kotak [B2]: Total Paket Terolah Card</w:t>
+            </w:r>
+          </w:p>
+        </w:tc>
+        <w:tc>
+          <w:tcPr>
+            <w:tcW w:type="dxa" w:w="1728"/>
+            <w:shd w:fill="FFFFFF"/>
+            <w:tcMar>
+              <w:top w:w="60" w:type="dxa"/>
+              <w:bottom w:w="60" w:type="dxa"/>
+              <w:left w:w="80" w:type="dxa"/>
+              <w:right w:w="80" w:type="dxa"/>
+            </w:tcMar>
+          </w:tcPr>
+          <w:p>
+            <w:r>
+              <w:rPr>
+                <w:sz w:val="15"/>
+              </w:rPr>
+              <w:t>KPI Card Pastel Cyan (Row 1 Kolom 2)</w:t>
+            </w:r>
+          </w:p>
+        </w:tc>
+        <w:tc>
+          <w:tcPr>
+            <w:tcW w:type="dxa" w:w="2304"/>
+            <w:shd w:fill="FFFFFF"/>
+            <w:tcMar>
+              <w:top w:w="60" w:type="dxa"/>
+              <w:bottom w:w="60" w:type="dxa"/>
+              <w:left w:w="80" w:type="dxa"/>
+              <w:right w:w="80" w:type="dxa"/>
+            </w:tcMar>
+          </w:tcPr>
+          <w:p>
+            <w:r>
+              <w:rPr>
+                <w:sz w:val="15"/>
+              </w:rPr>
+              <w:t>Menampilkan jumlah total transaksi paket kiriman yang berhasil diproses di jaringan pos.</w:t>
+            </w:r>
+          </w:p>
+        </w:tc>
+        <w:tc>
+          <w:tcPr>
+            <w:tcW w:type="dxa" w:w="2016"/>
+            <w:shd w:fill="FFFFFF"/>
+            <w:tcMar>
+              <w:top w:w="60" w:type="dxa"/>
+              <w:bottom w:w="60" w:type="dxa"/>
+              <w:left w:w="80" w:type="dxa"/>
+              <w:right w:w="80" w:type="dxa"/>
+            </w:tcMar>
+          </w:tcPr>
+          <w:p>
+            <w:r>
+              <w:rPr>
+                <w:sz w:val="15"/>
+              </w:rPr>
+              <w:t>Field `metrics.totalTransactions` &amp; `metrics.deliveredCount`</w:t>
+            </w:r>
+          </w:p>
+        </w:tc>
+        <w:tc>
+          <w:tcPr>
+            <w:tcW w:type="dxa" w:w="1728"/>
+            <w:shd w:fill="FFFFFF"/>
+            <w:tcMar>
+              <w:top w:w="60" w:type="dxa"/>
+              <w:bottom w:w="60" w:type="dxa"/>
+              <w:left w:w="80" w:type="dxa"/>
+              <w:right w:w="80" w:type="dxa"/>
+            </w:tcMar>
+          </w:tcPr>
+          <w:p>
+            <w:r>
+              <w:rPr>
+                <w:sz w:val="15"/>
+              </w:rPr>
+              <w:t>Volume throughput operasional harian/bulanan.</w:t>
+            </w:r>
+          </w:p>
+        </w:tc>
+      </w:tr>
+      <w:tr>
+        <w:tc>
+          <w:tcPr>
+            <w:tcW w:type="dxa" w:w="2016"/>
+            <w:shd w:fill="F9FAFB"/>
+            <w:tcMar>
+              <w:top w:w="60" w:type="dxa"/>
+              <w:bottom w:w="60" w:type="dxa"/>
+              <w:left w:w="80" w:type="dxa"/>
+              <w:right w:w="80" w:type="dxa"/>
+            </w:tcMar>
+          </w:tcPr>
+          <w:p>
+            <w:r>
+              <w:rPr>
+                <w:b/>
+                <w:color w:val="003366"/>
+                <w:sz w:val="15"/>
+              </w:rPr>
+              <w:t>Kotak [B3]: Rata-rata Lead Time Card</w:t>
+            </w:r>
+          </w:p>
+        </w:tc>
+        <w:tc>
+          <w:tcPr>
+            <w:tcW w:type="dxa" w:w="1728"/>
+            <w:shd w:fill="F9FAFB"/>
+            <w:tcMar>
+              <w:top w:w="60" w:type="dxa"/>
+              <w:bottom w:w="60" w:type="dxa"/>
+              <w:left w:w="80" w:type="dxa"/>
+              <w:right w:w="80" w:type="dxa"/>
+            </w:tcMar>
+          </w:tcPr>
+          <w:p>
+            <w:r>
+              <w:rPr>
+                <w:sz w:val="15"/>
+              </w:rPr>
+              <w:t>KPI Card Pastel Amber (Row 1 Kolom 3)</w:t>
+            </w:r>
+          </w:p>
+        </w:tc>
+        <w:tc>
+          <w:tcPr>
+            <w:tcW w:type="dxa" w:w="2304"/>
+            <w:shd w:fill="F9FAFB"/>
+            <w:tcMar>
+              <w:top w:w="60" w:type="dxa"/>
+              <w:bottom w:w="60" w:type="dxa"/>
+              <w:left w:w="80" w:type="dxa"/>
+              <w:right w:w="80" w:type="dxa"/>
+            </w:tcMar>
+          </w:tcPr>
+          <w:p>
+            <w:r>
+              <w:rPr>
+                <w:sz w:val="15"/>
+              </w:rPr>
+              <w:t>Menampilkan durasi rata-rata dalam satuan jam dari proses loket Cimahi hingga serah terima di SPP tujuan (4.2 Jam).</w:t>
+            </w:r>
+          </w:p>
+        </w:tc>
+        <w:tc>
+          <w:tcPr>
+            <w:tcW w:type="dxa" w:w="2016"/>
+            <w:shd w:fill="F9FAFB"/>
+            <w:tcMar>
+              <w:top w:w="60" w:type="dxa"/>
+              <w:bottom w:w="60" w:type="dxa"/>
+              <w:left w:w="80" w:type="dxa"/>
+              <w:right w:w="80" w:type="dxa"/>
+            </w:tcMar>
+          </w:tcPr>
+          <w:p>
+            <w:r>
+              <w:rPr>
+                <w:sz w:val="15"/>
+              </w:rPr>
+              <w:t>Field `metrics.avgHandlingTimeHours`</w:t>
+            </w:r>
+          </w:p>
+        </w:tc>
+        <w:tc>
+          <w:tcPr>
+            <w:tcW w:type="dxa" w:w="1728"/>
+            <w:shd w:fill="F9FAFB"/>
+            <w:tcMar>
+              <w:top w:w="60" w:type="dxa"/>
+              <w:bottom w:w="60" w:type="dxa"/>
+              <w:left w:w="80" w:type="dxa"/>
+              <w:right w:w="80" w:type="dxa"/>
+            </w:tcMar>
+          </w:tcPr>
+          <w:p>
+            <w:r>
+              <w:rPr>
+                <w:sz w:val="15"/>
+              </w:rPr>
+              <w:t>Metrik kecepatan handling dan dispatching rantai pasok.</w:t>
+            </w:r>
+          </w:p>
+        </w:tc>
+      </w:tr>
+      <w:tr>
+        <w:tc>
+          <w:tcPr>
+            <w:tcW w:type="dxa" w:w="2016"/>
+            <w:shd w:fill="FFFFFF"/>
+            <w:tcMar>
+              <w:top w:w="60" w:type="dxa"/>
+              <w:bottom w:w="60" w:type="dxa"/>
+              <w:left w:w="80" w:type="dxa"/>
+              <w:right w:w="80" w:type="dxa"/>
+            </w:tcMar>
+          </w:tcPr>
+          <w:p>
+            <w:r>
+              <w:rPr>
+                <w:b/>
+                <w:color w:val="003366"/>
+                <w:sz w:val="15"/>
+              </w:rPr>
+              <w:t>Kotak [B4]: Throughput Muatan Card</w:t>
+            </w:r>
+          </w:p>
+        </w:tc>
+        <w:tc>
+          <w:tcPr>
+            <w:tcW w:type="dxa" w:w="1728"/>
+            <w:shd w:fill="FFFFFF"/>
+            <w:tcMar>
+              <w:top w:w="60" w:type="dxa"/>
+              <w:bottom w:w="60" w:type="dxa"/>
+              <w:left w:w="80" w:type="dxa"/>
+              <w:right w:w="80" w:type="dxa"/>
+            </w:tcMar>
+          </w:tcPr>
+          <w:p>
+            <w:r>
+              <w:rPr>
+                <w:sz w:val="15"/>
+              </w:rPr>
+              <w:t>KPI Card Pastel Purple (Row 1 Kolom 4)</w:t>
+            </w:r>
+          </w:p>
+        </w:tc>
+        <w:tc>
+          <w:tcPr>
+            <w:tcW w:type="dxa" w:w="2304"/>
+            <w:shd w:fill="FFFFFF"/>
+            <w:tcMar>
+              <w:top w:w="60" w:type="dxa"/>
+              <w:bottom w:w="60" w:type="dxa"/>
+              <w:left w:w="80" w:type="dxa"/>
+              <w:right w:w="80" w:type="dxa"/>
+            </w:tcMar>
+          </w:tcPr>
+          <w:p>
+            <w:r>
+              <w:rPr>
+                <w:sz w:val="15"/>
+              </w:rPr>
+              <w:t>Menampilkan total tonase muatan kargo barang yang berhasil didistribusikan dalam satuan Ton dan kilogram riil.</w:t>
+            </w:r>
+          </w:p>
+        </w:tc>
+        <w:tc>
+          <w:tcPr>
+            <w:tcW w:type="dxa" w:w="2016"/>
+            <w:shd w:fill="FFFFFF"/>
+            <w:tcMar>
+              <w:top w:w="60" w:type="dxa"/>
+              <w:bottom w:w="60" w:type="dxa"/>
+              <w:left w:w="80" w:type="dxa"/>
+              <w:right w:w="80" w:type="dxa"/>
+            </w:tcMar>
+          </w:tcPr>
+          <w:p>
+            <w:r>
+              <w:rPr>
+                <w:sz w:val="15"/>
+              </w:rPr>
+              <w:t>Field `throughputData.totalWeightKg`</w:t>
+            </w:r>
+          </w:p>
+        </w:tc>
+        <w:tc>
+          <w:tcPr>
+            <w:tcW w:type="dxa" w:w="1728"/>
+            <w:shd w:fill="FFFFFF"/>
+            <w:tcMar>
+              <w:top w:w="60" w:type="dxa"/>
+              <w:bottom w:w="60" w:type="dxa"/>
+              <w:left w:w="80" w:type="dxa"/>
+              <w:right w:w="80" w:type="dxa"/>
+            </w:tcMar>
+          </w:tcPr>
+          <w:p>
+            <w:r>
+              <w:rPr>
+                <w:sz w:val="15"/>
+              </w:rPr>
+              <w:t>Konversi otomatis ke format Ton (e.g. 43.5 Ton / 43.518 kg).</w:t>
+            </w:r>
+          </w:p>
+        </w:tc>
+      </w:tr>
+      <w:tr>
+        <w:tc>
+          <w:tcPr>
+            <w:tcW w:type="dxa" w:w="2016"/>
+            <w:shd w:fill="F9FAFB"/>
+            <w:tcMar>
+              <w:top w:w="60" w:type="dxa"/>
+              <w:bottom w:w="60" w:type="dxa"/>
+              <w:left w:w="80" w:type="dxa"/>
+              <w:right w:w="80" w:type="dxa"/>
+            </w:tcMar>
+          </w:tcPr>
+          <w:p>
+            <w:r>
+              <w:rPr>
+                <w:b/>
+                <w:color w:val="003366"/>
+                <w:sz w:val="15"/>
+              </w:rPr>
+              <w:t>Kotak [C]: Line Outgoing SLA Regional</w:t>
+            </w:r>
+          </w:p>
+        </w:tc>
+        <w:tc>
+          <w:tcPr>
+            <w:tcW w:type="dxa" w:w="1728"/>
+            <w:shd w:fill="F9FAFB"/>
+            <w:tcMar>
+              <w:top w:w="60" w:type="dxa"/>
+              <w:bottom w:w="60" w:type="dxa"/>
+              <w:left w:w="80" w:type="dxa"/>
+              <w:right w:w="80" w:type="dxa"/>
+            </w:tcMar>
+          </w:tcPr>
+          <w:p>
+            <w:r>
+              <w:rPr>
+                <w:sz w:val="15"/>
+              </w:rPr>
+              <w:t>Full-Width Dark Spatial Card (Row 2)</w:t>
+            </w:r>
+          </w:p>
+        </w:tc>
+        <w:tc>
+          <w:tcPr>
+            <w:tcW w:type="dxa" w:w="2304"/>
+            <w:shd w:fill="F9FAFB"/>
+            <w:tcMar>
+              <w:top w:w="60" w:type="dxa"/>
+              <w:bottom w:w="60" w:type="dxa"/>
+              <w:left w:w="80" w:type="dxa"/>
+              <w:right w:w="80" w:type="dxa"/>
+            </w:tcMar>
+          </w:tcPr>
+          <w:p>
+            <w:r>
+              <w:rPr>
+                <w:sz w:val="15"/>
+              </w:rPr>
+              <w:t>Grafik garis tren persentase SLA harian per wilayah regional (REG 1 s/d REG 4) dengan skala Y 0%–100% dan garis target SLA 90%.</w:t>
+            </w:r>
+          </w:p>
+        </w:tc>
+        <w:tc>
+          <w:tcPr>
+            <w:tcW w:type="dxa" w:w="2016"/>
+            <w:shd w:fill="F9FAFB"/>
+            <w:tcMar>
+              <w:top w:w="60" w:type="dxa"/>
+              <w:bottom w:w="60" w:type="dxa"/>
+              <w:left w:w="80" w:type="dxa"/>
+              <w:right w:w="80" w:type="dxa"/>
+            </w:tcMar>
+          </w:tcPr>
+          <w:p>
+            <w:r>
+              <w:rPr>
+                <w:sz w:val="15"/>
+              </w:rPr>
+              <w:t>Array data tren tanggal dan persentase regional</w:t>
+            </w:r>
+          </w:p>
+        </w:tc>
+        <w:tc>
+          <w:tcPr>
+            <w:tcW w:type="dxa" w:w="1728"/>
+            <w:shd w:fill="F9FAFB"/>
+            <w:tcMar>
+              <w:top w:w="60" w:type="dxa"/>
+              <w:bottom w:w="60" w:type="dxa"/>
+              <w:left w:w="80" w:type="dxa"/>
+              <w:right w:w="80" w:type="dxa"/>
+            </w:tcMar>
+          </w:tcPr>
+          <w:p>
+            <w:r>
+              <w:rPr>
+                <w:sz w:val="15"/>
+              </w:rPr>
+              <w:t>Hover pada titik kurva menampilkan tooltip nilai persentase SLA, slider rentang tanggal di footer.</w:t>
+            </w:r>
+          </w:p>
+        </w:tc>
+      </w:tr>
+      <w:tr>
+        <w:tc>
+          <w:tcPr>
+            <w:tcW w:type="dxa" w:w="2016"/>
+            <w:shd w:fill="FFFFFF"/>
+            <w:tcMar>
+              <w:top w:w="60" w:type="dxa"/>
+              <w:bottom w:w="60" w:type="dxa"/>
+              <w:left w:w="80" w:type="dxa"/>
+              <w:right w:w="80" w:type="dxa"/>
+            </w:tcMar>
+          </w:tcPr>
+          <w:p>
+            <w:r>
+              <w:rPr>
+                <w:b/>
+                <w:color w:val="003366"/>
+                <w:sz w:val="15"/>
+              </w:rPr>
+              <w:t>Kotak [D1]: Performa SLA Per Layanan</w:t>
+            </w:r>
+          </w:p>
+        </w:tc>
+        <w:tc>
+          <w:tcPr>
+            <w:tcW w:type="dxa" w:w="1728"/>
+            <w:shd w:fill="FFFFFF"/>
+            <w:tcMar>
+              <w:top w:w="60" w:type="dxa"/>
+              <w:bottom w:w="60" w:type="dxa"/>
+              <w:left w:w="80" w:type="dxa"/>
+              <w:right w:w="80" w:type="dxa"/>
+            </w:tcMar>
+          </w:tcPr>
+          <w:p>
+            <w:r>
+              <w:rPr>
+                <w:sz w:val="15"/>
+              </w:rPr>
+              <w:t>Spatial Card Kiri (Row 3 Kolom 1)</w:t>
+            </w:r>
+          </w:p>
+        </w:tc>
+        <w:tc>
+          <w:tcPr>
+            <w:tcW w:type="dxa" w:w="2304"/>
+            <w:shd w:fill="FFFFFF"/>
+            <w:tcMar>
+              <w:top w:w="60" w:type="dxa"/>
+              <w:bottom w:w="60" w:type="dxa"/>
+              <w:left w:w="80" w:type="dxa"/>
+              <w:right w:w="80" w:type="dxa"/>
+            </w:tcMar>
+          </w:tcPr>
+          <w:p>
+            <w:r>
+              <w:rPr>
+                <w:sz w:val="15"/>
+              </w:rPr>
+              <w:t>Kartu rincian kepatuhan waktu kirim per jenis produk pos: Q9 Pos Sameday (&lt;=6 Jam), PE Nextday (&lt;=24 Jam), PKH Reguler, EC3 Shopee.</w:t>
+            </w:r>
+          </w:p>
+        </w:tc>
+        <w:tc>
+          <w:tcPr>
+            <w:tcW w:type="dxa" w:w="2016"/>
+            <w:shd w:fill="FFFFFF"/>
+            <w:tcMar>
+              <w:top w:w="60" w:type="dxa"/>
+              <w:bottom w:w="60" w:type="dxa"/>
+              <w:left w:w="80" w:type="dxa"/>
+              <w:right w:w="80" w:type="dxa"/>
+            </w:tcMar>
+          </w:tcPr>
+          <w:p>
+            <w:r>
+              <w:rPr>
+                <w:sz w:val="15"/>
+              </w:rPr>
+              <w:t>Object `serviceBreakdown`</w:t>
+            </w:r>
+          </w:p>
+        </w:tc>
+        <w:tc>
+          <w:tcPr>
+            <w:tcW w:type="dxa" w:w="1728"/>
+            <w:shd w:fill="FFFFFF"/>
+            <w:tcMar>
+              <w:top w:w="60" w:type="dxa"/>
+              <w:bottom w:w="60" w:type="dxa"/>
+              <w:left w:w="80" w:type="dxa"/>
+              <w:right w:w="80" w:type="dxa"/>
+            </w:tcMar>
+          </w:tcPr>
+          <w:p>
+            <w:r>
+              <w:rPr>
+                <w:sz w:val="15"/>
+              </w:rPr>
+              <w:t>Progress bar warna (Hijau &gt;=95%, Kuning &lt;95%), rincian target jam SLA, dan jumlah paket terlambat.</w:t>
+            </w:r>
+          </w:p>
+        </w:tc>
+      </w:tr>
+      <w:tr>
+        <w:tc>
+          <w:tcPr>
+            <w:tcW w:type="dxa" w:w="2016"/>
+            <w:shd w:fill="F9FAFB"/>
+            <w:tcMar>
+              <w:top w:w="60" w:type="dxa"/>
+              <w:bottom w:w="60" w:type="dxa"/>
+              <w:left w:w="80" w:type="dxa"/>
+              <w:right w:w="80" w:type="dxa"/>
+            </w:tcMar>
+          </w:tcPr>
+          <w:p>
+            <w:r>
+              <w:rPr>
+                <w:b/>
+                <w:color w:val="003366"/>
+                <w:sz w:val="15"/>
+              </w:rPr>
+              <w:t>Kotak [D2]: Throughput Status Kiriman</w:t>
+            </w:r>
+          </w:p>
+        </w:tc>
+        <w:tc>
+          <w:tcPr>
+            <w:tcW w:type="dxa" w:w="1728"/>
+            <w:shd w:fill="F9FAFB"/>
+            <w:tcMar>
+              <w:top w:w="60" w:type="dxa"/>
+              <w:bottom w:w="60" w:type="dxa"/>
+              <w:left w:w="80" w:type="dxa"/>
+              <w:right w:w="80" w:type="dxa"/>
+            </w:tcMar>
+          </w:tcPr>
+          <w:p>
+            <w:r>
+              <w:rPr>
+                <w:sz w:val="15"/>
+              </w:rPr>
+              <w:t>Spatial Card Kanan (Row 3 Kolom 2)</w:t>
+            </w:r>
+          </w:p>
+        </w:tc>
+        <w:tc>
+          <w:tcPr>
+            <w:tcW w:type="dxa" w:w="2304"/>
+            <w:shd w:fill="F9FAFB"/>
+            <w:tcMar>
+              <w:top w:w="60" w:type="dxa"/>
+              <w:bottom w:w="60" w:type="dxa"/>
+              <w:left w:w="80" w:type="dxa"/>
+              <w:right w:w="80" w:type="dxa"/>
+            </w:tcMar>
+          </w:tcPr>
+          <w:p>
+            <w:r>
+              <w:rPr>
+                <w:sz w:val="15"/>
+              </w:rPr>
+              <w:t>Tabel rekapitulasi volume paket dan akumulasi berat kargo (kg) di setiap tahapan status rantai distribusi pos.</w:t>
+            </w:r>
+          </w:p>
+        </w:tc>
+        <w:tc>
+          <w:tcPr>
+            <w:tcW w:type="dxa" w:w="2016"/>
+            <w:shd w:fill="F9FAFB"/>
+            <w:tcMar>
+              <w:top w:w="60" w:type="dxa"/>
+              <w:bottom w:w="60" w:type="dxa"/>
+              <w:left w:w="80" w:type="dxa"/>
+              <w:right w:w="80" w:type="dxa"/>
+            </w:tcMar>
+          </w:tcPr>
+          <w:p>
+            <w:r>
+              <w:rPr>
+                <w:sz w:val="15"/>
+              </w:rPr>
+              <w:t>Object `stateThroughput`</w:t>
+            </w:r>
+          </w:p>
+        </w:tc>
+        <w:tc>
+          <w:tcPr>
+            <w:tcW w:type="dxa" w:w="1728"/>
+            <w:shd w:fill="F9FAFB"/>
+            <w:tcMar>
+              <w:top w:w="60" w:type="dxa"/>
+              <w:bottom w:w="60" w:type="dxa"/>
+              <w:left w:w="80" w:type="dxa"/>
+              <w:right w:w="80" w:type="dxa"/>
+            </w:tcMar>
+          </w:tcPr>
+          <w:p>
+            <w:r>
+              <w:rPr>
+                <w:sz w:val="15"/>
+              </w:rPr>
+              <w:t>Distribusi status: DITERIMA_DI_CIMAHI, IN_MANIFEST, TRANSIT_SPP_BANDUNG, TIBA_DI_SPP_TUJUAN, DELIVERED.</w:t>
+            </w:r>
+          </w:p>
+        </w:tc>
+      </w:tr>
+      <w:tr>
+        <w:tc>
+          <w:tcPr>
+            <w:tcW w:type="dxa" w:w="2016"/>
+            <w:shd w:fill="FFFFFF"/>
+            <w:tcMar>
+              <w:top w:w="60" w:type="dxa"/>
+              <w:bottom w:w="60" w:type="dxa"/>
+              <w:left w:w="80" w:type="dxa"/>
+              <w:right w:w="80" w:type="dxa"/>
+            </w:tcMar>
+          </w:tcPr>
+          <w:p>
+            <w:r>
+              <w:rPr>
+                <w:b/>
+                <w:color w:val="003366"/>
+                <w:sz w:val="15"/>
+              </w:rPr>
+              <w:t>Kotak [E]: Pusat Ekspor Laporan Hub</w:t>
+            </w:r>
+          </w:p>
+        </w:tc>
+        <w:tc>
+          <w:tcPr>
+            <w:tcW w:type="dxa" w:w="1728"/>
+            <w:shd w:fill="FFFFFF"/>
+            <w:tcMar>
+              <w:top w:w="60" w:type="dxa"/>
+              <w:bottom w:w="60" w:type="dxa"/>
+              <w:left w:w="80" w:type="dxa"/>
+              <w:right w:w="80" w:type="dxa"/>
+            </w:tcMar>
+          </w:tcPr>
+          <w:p>
+            <w:r>
+              <w:rPr>
+                <w:sz w:val="15"/>
+              </w:rPr>
+              <w:t>Spatial Card Lebar Penuh (Row 4)</w:t>
+            </w:r>
+          </w:p>
+        </w:tc>
+        <w:tc>
+          <w:tcPr>
+            <w:tcW w:type="dxa" w:w="2304"/>
+            <w:shd w:fill="FFFFFF"/>
+            <w:tcMar>
+              <w:top w:w="60" w:type="dxa"/>
+              <w:bottom w:w="60" w:type="dxa"/>
+              <w:left w:w="80" w:type="dxa"/>
+              <w:right w:w="80" w:type="dxa"/>
+            </w:tcMar>
+          </w:tcPr>
+          <w:p>
+            <w:r>
+              <w:rPr>
+                <w:sz w:val="15"/>
+              </w:rPr>
+              <w:t>Panel penyaring data dan generator unduhan laporan operasional resmi berformat CSV / Spreadsheet.</w:t>
+            </w:r>
+          </w:p>
+        </w:tc>
+        <w:tc>
+          <w:tcPr>
+            <w:tcW w:type="dxa" w:w="2016"/>
+            <w:shd w:fill="FFFFFF"/>
+            <w:tcMar>
+              <w:top w:w="60" w:type="dxa"/>
+              <w:bottom w:w="60" w:type="dxa"/>
+              <w:left w:w="80" w:type="dxa"/>
+              <w:right w:w="80" w:type="dxa"/>
+            </w:tcMar>
+          </w:tcPr>
+          <w:p>
+            <w:r>
+              <w:rPr>
+                <w:sz w:val="15"/>
+              </w:rPr>
+              <w:t>Endpoint GET /api/analytics/export-csv</w:t>
+            </w:r>
+          </w:p>
+        </w:tc>
+        <w:tc>
+          <w:tcPr>
+            <w:tcW w:type="dxa" w:w="1728"/>
+            <w:shd w:fill="FFFFFF"/>
+            <w:tcMar>
+              <w:top w:w="60" w:type="dxa"/>
+              <w:bottom w:w="60" w:type="dxa"/>
+              <w:left w:w="80" w:type="dxa"/>
+              <w:right w:w="80" w:type="dxa"/>
+            </w:tcMar>
+          </w:tcPr>
+          <w:p>
+            <w:r>
+              <w:rPr>
+                <w:sz w:val="15"/>
+              </w:rPr>
+              <w:t>Filter dropdown Status Paket, Jenis Layanan, Nopend Tujuan, tombol 'Reset Filter', dan tombol '📥 Unduh Laporan CSV'.</w:t>
+            </w:r>
+          </w:p>
+        </w:tc>
+      </w:tr>
+    </w:tbl>
+    <w:p/>
+    <w:p>
+      <w:pPr>
+        <w:pStyle w:val="Heading2"/>
+      </w:pPr>
+      <w:r>
+        <w:rPr>
+          <w:b/>
+          <w:color w:val="003366"/>
+          <w:sz w:val="23"/>
+        </w:rPr>
+        <w:t>3. Aturan Bisnis &amp; Standar Skala Representasi Data</w:t>
       </w:r>
     </w:p>
     <w:p>
       <w:pPr>
-        <w:spacing w:after="80" w:line="276" w:lineRule="auto"/>
-        <w:ind w:left="360"/>
+        <w:pStyle w:val="ListBullet"/>
+      </w:pPr>
+      <w:r>
+        <w:rPr>
+          <w:sz w:val="18"/>
+        </w:rPr>
+        <w:t>Standar Skala Y Jujur: Sumbu Y grafik SLA wajib dimulai dari 0% hingga 100% untuk mencegah distorsi persepsi performa.</w:t>
+      </w:r>
+    </w:p>
+    <w:p>
+      <w:pPr>
+        <w:pStyle w:val="ListBullet"/>
+      </w:pPr>
+      <w:r>
+        <w:rPr>
+          <w:sz w:val="18"/>
+        </w:rPr>
+        <w:t>Kalkulasi SLA On-Time: Resi dikategorikan on-time bila selisih waktu antara status DITERIMA dan DELIVERED kurang dari sama dengan batas target jam layanan.</w:t>
+      </w:r>
+    </w:p>
+    <w:p>
+      <w:pPr>
+        <w:pStyle w:val="ListBullet"/>
+      </w:pPr>
+      <w:r>
+        <w:rPr>
+          <w:sz w:val="18"/>
+        </w:rPr>
+        <w:t>Export Filtering: Berkas CSV yang diunduh mencakup seluruh kolom transaksi sesuai kriteria filter yang diterapkan operator.</w:t>
+      </w:r>
+    </w:p>
+    <w:p>
+      <w:pPr>
+        <w:pStyle w:val="Heading2"/>
       </w:pPr>
       <w:r>
         <w:rPr>
           <w:b/>
-          <w:color w:val="E8431F"/>
+          <w:color w:val="003366"/>
+          <w:sz w:val="23"/>
         </w:rPr>
-        <w:t xml:space="preserve">• </w:t>
-      </w:r>
-      <w:r>
-        <w:rPr>
-          <w:rFonts w:ascii="Arial" w:hAnsi="Arial"/>
-          <w:color w:val="334155"/>
-          <w:sz w:val="19"/>
-        </w:rPr>
-        <w:t>Grafik Tren Volume Pengiriman Kiriman Pos per Rentang Tanggal</w:t>
+        <w:t>4. Alur Penggunaan Operator (User Flow)</w:t>
       </w:r>
     </w:p>
     <w:p>
       <w:pPr>
-        <w:spacing w:after="80" w:line="276" w:lineRule="auto"/>
-        <w:ind w:left="360"/>
+        <w:pStyle w:val="ListBullet"/>
       </w:pPr>
       <w:r>
         <w:rPr>
-          <w:b/>
-          <w:color w:val="E8431F"/>
+          <w:sz w:val="18"/>
         </w:rPr>
-        <w:t xml:space="preserve">• </w:t>
-      </w:r>
-      <w:r>
-        <w:rPr>
-          <w:rFonts w:ascii="Arial" w:hAnsi="Arial"/>
-          <w:color w:val="334155"/>
-          <w:sz w:val="19"/>
-        </w:rPr>
-        <w:t>Laporan Utilisasi Kapasitas per Armada Kendaraan</w:t>
+        <w:t>1. Operator atau Manager membuka modul Analitik &amp; Laporan (/analytics).</w:t>
       </w:r>
     </w:p>
     <w:p>
       <w:pPr>
-        <w:spacing w:after="80" w:line="276" w:lineRule="auto"/>
-        <w:ind w:left="360"/>
+        <w:pStyle w:val="ListBullet"/>
       </w:pPr>
       <w:r>
         <w:rPr>
-          <w:b/>
-          <w:color w:val="E8431F"/>
+          <w:sz w:val="18"/>
         </w:rPr>
-        <w:t xml:space="preserve">• </w:t>
-      </w:r>
-      <w:r>
-        <w:rPr>
-          <w:rFonts w:ascii="Arial" w:hAnsi="Arial"/>
-          <w:color w:val="334155"/>
-          <w:sz w:val="19"/>
-        </w:rPr>
-        <w:t>Rekapitulasi Rute Paling Padat (Top Traffic Routes)</w:t>
+        <w:t>2. Manager mengevaluasi persentase SLA On-Time dan mengidentifikasi layanan pos yang mengalami keterlambatan pada kartu [D1].</w:t>
       </w:r>
     </w:p>
     <w:p>
       <w:pPr>
-        <w:spacing w:after="80" w:line="276" w:lineRule="auto"/>
-        <w:ind w:left="360"/>
+        <w:pStyle w:val="ListBullet"/>
       </w:pPr>
       <w:r>
         <w:rPr>
-          <w:b/>
-          <w:color w:val="E8431F"/>
+          <w:sz w:val="18"/>
         </w:rPr>
-        <w:t xml:space="preserve">• </w:t>
+        <w:t>3. Manager meninjau grafik tren harian regional pada kartu [C] untuk melihat stabilitas layanan.</w:t>
       </w:r>
+    </w:p>
+    <w:p>
+      <w:pPr>
+        <w:pStyle w:val="ListBullet"/>
+      </w:pPr>
       <w:r>
         <w:rPr>
-          <w:rFonts w:ascii="Arial" w:hAnsi="Arial"/>
-          <w:color w:val="334155"/>
-          <w:sz w:val="19"/>
+          <w:sz w:val="18"/>
         </w:rPr>
-        <w:t>Ekspor Laporan Resmi ke Format PDF &amp; Excel / CSV</w:t>
+        <w:t>4. Operator menerapkan filter status/layanan pada panel [E] dan mengunduh berkas laporan CSV untuk rekapitulasi bulanan.</w:t>
       </w:r>
     </w:p>
     <w:sectPr>
       <w:pgSz w:w="12240" w:h="15840"/>
-      <w:pgMar w:top="1152" w:right="1296" w:bottom="1152" w:left="1296" w:header="720" w:footer="720" w:gutter="0"/>
+      <w:pgMar w:top="1152" w:right="1152" w:bottom="1152" w:left="1152" w:header="720" w:footer="720" w:gutter="0"/>
       <w:cols w:space="720"/>
       <w:docGrid w:linePitch="360"/>
     </w:sectPr>
@@ -890,6 +2057,11 @@
     <w:name w:val="Normal"/>
     <w:qFormat/>
     <w:rsid w:val="00FC693F"/>
+    <w:rPr>
+      <w:rFonts w:ascii="Calibri" w:hAnsi="Calibri"/>
+      <w:color w:val="222222"/>
+      <w:sz w:val="20"/>
+    </w:rPr>
   </w:style>
   <w:style w:type="paragraph" w:styleId="Header">
     <w:name w:val="header"/>
